--- a/output/IS003-組織及人力管理程序.docx
+++ b/output/IS003-組織及人力管理程序.docx
@@ -55,7 +55,7 @@
         </w:rPr>
       </w:pPr>
       <w:r>
-        <w:t xml:space="preserve">新世紀虛擬科技股份有限公司</w:t>
+        <w:t xml:space="preserve">E2E測試科技股份有限公司</w:t>
       </w:r>
     </w:p>
     <w:p>
@@ -349,7 +349,7 @@
         </w:sectPr>
       </w:pPr>
       <w:r>
-        <w:t xml:space="preserve">發行日期：2026/05/20</w:t>
+        <w:t xml:space="preserve">發行日期：2026/03/06</w:t>
       </w:r>
     </w:p>
     <w:tbl>
@@ -587,7 +587,7 @@
               </w:rPr>
             </w:pPr>
             <w:r>
-              <w:t xml:space="preserve">2026/05/20</w:t>
+              <w:t xml:space="preserve">2026/03/06</w:t>
             </w:r>
           </w:p>
         </w:tc>
@@ -2550,7 +2550,7 @@
         </w:rPr>
       </w:pPr>
       <w:r>
-        <w:t xml:space="preserve">為有效推動與辦理新世紀虛擬科技股份有限公司(以下簡稱本公司)辦公室與資訊機房資訊安全之各項工作，特成立資訊安全組織，以擬定本公司組辦公室與資訊機房資訊安全發展之方向及策略，進而使資訊安全管理制度(ISMS)持續穩健的運作；建立適當的控制措施以減少因人為過失、偷竊、詐欺、濫用或誤用資訊資產所造成的資訊安全風險。</w:t>
+        <w:t xml:space="preserve">為有效推動與辦理E2E測試科技股份有限公司(以下簡稱本公司)辦公室與資訊機房資訊安全之各項工作，特成立資訊安全組織，以擬定本公司組辦公室與資訊機房資訊安全發展之方向及策略，進而使資訊安全管理制度(ISMS)持續穩健的運作；建立適當的控制措施以減少因人為過失、偷竊、詐欺、濫用或誤用資訊資產所造成的資訊安全風險。</w:t>
       </w:r>
     </w:p>
     <w:p>

--- a/output/IS003-組織及人力管理程序.docx
+++ b/output/IS003-組織及人力管理程序.docx
@@ -55,6 +55,10 @@
         </w:rPr>
       </w:pPr>
       <w:r>
+        <w:rPr>
+          <w:b/>
+          <w:sz w:val="48"/>
+        </w:rPr>
         <w:t xml:space="preserve">E2E測試科技股份有限公司</w:t>
       </w:r>
     </w:p>
